--- a/docs/UPDATED_Smart_Workspace_Manager_Complete_Work_Plan.docx
+++ b/docs/UPDATED_Smart_Workspace_Manager_Complete_Work_Plan.docx
@@ -1007,7 +1007,7 @@
                 <w:rFonts w:ascii="Aptos" w:hAnsi="Aptos"/>
                 <w:sz w:val="16"/>
               </w:rPr>
-              <w:t>Conda, Docker, Kubernetes, paid Azure plans, background queues, advanced ML, or advanced vanilla DOM work.</w:t>
+              <w:t>Conda, Docker, Kubernetes, paid Azure plans, background queues, or advanced vanilla DOM work.</w:t>
             </w:r>
           </w:p>
         </w:tc>
@@ -1611,7 +1611,7 @@
                 <w:rFonts w:ascii="Aptos" w:hAnsi="Aptos"/>
                 <w:sz w:val="15"/>
               </w:rPr>
-              <w:t>CSV analysis, cleaning, charts, reports, and ML demonstration.</w:t>
+              <w:t>CSV analysis, cleaning, charts, and reports.</w:t>
             </w:r>
           </w:p>
         </w:tc>
@@ -1644,7 +1644,7 @@
                 <w:rFonts w:ascii="Aptos" w:hAnsi="Aptos"/>
                 <w:sz w:val="15"/>
               </w:rPr>
-              <w:t>Days 12-14</w:t>
+              <w:t>Days 13-14</w:t>
             </w:r>
           </w:p>
         </w:tc>
@@ -2422,7 +2422,7 @@
         <w:spacing w:after="20"/>
       </w:pPr>
       <w:r>
-        <w:t>Define initial ORM models for files, reports, analysis jobs, logs, settings, and ML models.</w:t>
+        <w:t>Define initial ORM models for files, reports, analysis jobs, logs, and settings.</w:t>
       </w:r>
     </w:p>
     <w:p>
@@ -4109,189 +4109,6 @@
       </w:tr>
     </w:tbl>
     <w:p/>
-    <w:p>
-      <w:pPr>
-        <w:pStyle w:val="Heading2"/>
-      </w:pPr>
-      <w:r>
-        <w:t>Day 12 - Basic ML lab</w:t>
-      </w:r>
-    </w:p>
-    <w:p>
-      <w:pPr>
-        <w:pStyle w:val="ListBullet"/>
-        <w:spacing w:after="20"/>
-      </w:pPr>
-      <w:r>
-        <w:t>Use one small sample dataset with a clear target.</w:t>
-      </w:r>
-    </w:p>
-    <w:p>
-      <w:pPr>
-        <w:pStyle w:val="ListBullet"/>
-        <w:spacing w:after="20"/>
-      </w:pPr>
-      <w:r>
-        <w:t>Implement preprocessing suitable for the selected data.</w:t>
-      </w:r>
-    </w:p>
-    <w:p>
-      <w:pPr>
-        <w:pStyle w:val="ListBullet"/>
-        <w:spacing w:after="20"/>
-      </w:pPr>
-      <w:r>
-        <w:t>Split train/test data, train one simple model, calculate metrics, save with joblib, and predict one sample.</w:t>
-      </w:r>
-    </w:p>
-    <w:p>
-      <w:pPr>
-        <w:pStyle w:val="ListBullet"/>
-        <w:spacing w:after="20"/>
-      </w:pPr>
-      <w:r>
-        <w:t>Build the ML Demo page.</w:t>
-      </w:r>
-    </w:p>
-    <w:p>
-      <w:pPr>
-        <w:pStyle w:val="ListBullet"/>
-        <w:spacing w:after="20"/>
-      </w:pPr>
-      <w:r>
-        <w:t>Document that this is a learning feature, not an automated model for arbitrary datasets.</w:t>
-      </w:r>
-    </w:p>
-    <w:tbl>
-      <w:tblPr>
-        <w:tblStyle w:val="TableGrid"/>
-        <w:tblW w:type="auto" w:w="0"/>
-        <w:jc w:val="center"/>
-        <w:tblLook w:firstColumn="1" w:firstRow="1" w:lastColumn="0" w:lastRow="0" w:noHBand="0" w:noVBand="1" w:val="04A0"/>
-      </w:tblPr>
-      <w:tblGrid>
-        <w:gridCol w:w="5184"/>
-        <w:gridCol w:w="5184"/>
-      </w:tblGrid>
-      <w:tr>
-        <w:tc>
-          <w:tcPr>
-            <w:tcW w:type="dxa" w:w="5184"/>
-            <w:tcMar>
-              <w:top w:w="60" w:type="dxa"/>
-              <w:start w:w="70" w:type="dxa"/>
-              <w:bottom w:w="60" w:type="dxa"/>
-              <w:end w:w="70" w:type="dxa"/>
-            </w:tcMar>
-            <w:tcBorders>
-              <w:top w:val="single" w:sz="4" w:color="D1D5DB"/>
-              <w:left w:val="single" w:sz="4" w:color="D1D5DB"/>
-              <w:bottom w:val="single" w:sz="4" w:color="D1D5DB"/>
-              <w:right w:val="single" w:sz="4" w:color="D1D5DB"/>
-            </w:tcBorders>
-          </w:tcPr>
-          <w:p>
-            <w:pPr>
-              <w:spacing w:after="0"/>
-            </w:pPr>
-            <w:r>
-              <w:rPr>
-                <w:b/>
-                <w:sz w:val="16"/>
-              </w:rPr>
-              <w:t>Daily output</w:t>
-            </w:r>
-          </w:p>
-        </w:tc>
-        <w:tc>
-          <w:tcPr>
-            <w:tcW w:type="dxa" w:w="5184"/>
-            <w:tcMar>
-              <w:top w:w="60" w:type="dxa"/>
-              <w:start w:w="70" w:type="dxa"/>
-              <w:bottom w:w="60" w:type="dxa"/>
-              <w:end w:w="70" w:type="dxa"/>
-            </w:tcMar>
-            <w:tcBorders>
-              <w:top w:val="single" w:sz="4" w:color="D1D5DB"/>
-              <w:left w:val="single" w:sz="4" w:color="D1D5DB"/>
-              <w:bottom w:val="single" w:sz="4" w:color="D1D5DB"/>
-              <w:right w:val="single" w:sz="4" w:color="D1D5DB"/>
-            </w:tcBorders>
-          </w:tcPr>
-          <w:p>
-            <w:pPr>
-              <w:spacing w:after="0"/>
-            </w:pPr>
-            <w:r>
-              <w:rPr>
-                <w:sz w:val="16"/>
-              </w:rPr>
-              <w:t>One complete lightweight ML workflow.</w:t>
-            </w:r>
-          </w:p>
-        </w:tc>
-      </w:tr>
-      <w:tr>
-        <w:tc>
-          <w:tcPr>
-            <w:tcW w:type="dxa" w:w="5184"/>
-            <w:tcMar>
-              <w:top w:w="60" w:type="dxa"/>
-              <w:start w:w="70" w:type="dxa"/>
-              <w:bottom w:w="60" w:type="dxa"/>
-              <w:end w:w="70" w:type="dxa"/>
-            </w:tcMar>
-            <w:tcBorders>
-              <w:top w:val="single" w:sz="4" w:color="D1D5DB"/>
-              <w:left w:val="single" w:sz="4" w:color="D1D5DB"/>
-              <w:bottom w:val="single" w:sz="4" w:color="D1D5DB"/>
-              <w:right w:val="single" w:sz="4" w:color="D1D5DB"/>
-            </w:tcBorders>
-          </w:tcPr>
-          <w:p>
-            <w:pPr>
-              <w:spacing w:after="0"/>
-            </w:pPr>
-            <w:r>
-              <w:rPr>
-                <w:b/>
-                <w:sz w:val="16"/>
-              </w:rPr>
-              <w:t>Learning focus</w:t>
-            </w:r>
-          </w:p>
-        </w:tc>
-        <w:tc>
-          <w:tcPr>
-            <w:tcW w:type="dxa" w:w="5184"/>
-            <w:tcMar>
-              <w:top w:w="60" w:type="dxa"/>
-              <w:start w:w="70" w:type="dxa"/>
-              <w:bottom w:w="60" w:type="dxa"/>
-              <w:end w:w="70" w:type="dxa"/>
-            </w:tcMar>
-            <w:tcBorders>
-              <w:top w:val="single" w:sz="4" w:color="D1D5DB"/>
-              <w:left w:val="single" w:sz="4" w:color="D1D5DB"/>
-              <w:bottom w:val="single" w:sz="4" w:color="D1D5DB"/>
-              <w:right w:val="single" w:sz="4" w:color="D1D5DB"/>
-            </w:tcBorders>
-          </w:tcPr>
-          <w:p>
-            <w:pPr>
-              <w:spacing w:after="0"/>
-            </w:pPr>
-            <w:r>
-              <w:rPr>
-                <w:sz w:val="16"/>
-              </w:rPr>
-              <w:t>scikit-learn pipeline, model lifecycle, metrics, persistence, limitations.</w:t>
-            </w:r>
-          </w:p>
-        </w:tc>
-      </w:tr>
-    </w:tbl>
     <w:p/>
     <w:p>
       <w:pPr>
@@ -5181,68 +4998,6 @@
               <w:right w:val="single" w:sz="4" w:color="D1D5DB"/>
             </w:tcBorders>
             <w:vAlign w:val="top"/>
-          </w:tcPr>
-          <w:p>
-            <w:pPr>
-              <w:spacing w:after="0" w:line="240" w:lineRule="auto"/>
-            </w:pPr>
-            <w:r>
-              <w:rPr>
-                <w:rFonts w:ascii="Aptos" w:hAnsi="Aptos"/>
-                <w:sz w:val="16"/>
-              </w:rPr>
-              <w:t>ML</w:t>
-            </w:r>
-          </w:p>
-        </w:tc>
-        <w:tc>
-          <w:tcPr>
-            <w:tcW w:type="dxa" w:w="7416"/>
-            <w:tcMar>
-              <w:top w:w="60" w:type="dxa"/>
-              <w:start w:w="70" w:type="dxa"/>
-              <w:bottom w:w="60" w:type="dxa"/>
-              <w:end w:w="70" w:type="dxa"/>
-            </w:tcMar>
-            <w:tcBorders>
-              <w:top w:val="single" w:sz="4" w:color="D1D5DB"/>
-              <w:left w:val="single" w:sz="4" w:color="D1D5DB"/>
-              <w:bottom w:val="single" w:sz="4" w:color="D1D5DB"/>
-              <w:right w:val="single" w:sz="4" w:color="D1D5DB"/>
-            </w:tcBorders>
-            <w:vAlign w:val="top"/>
-          </w:tcPr>
-          <w:p>
-            <w:pPr>
-              <w:spacing w:after="0" w:line="240" w:lineRule="auto"/>
-            </w:pPr>
-            <w:r>
-              <w:rPr>
-                <w:rFonts w:ascii="Aptos" w:hAnsi="Aptos"/>
-                <w:sz w:val="16"/>
-              </w:rPr>
-              <w:t>The documented sample workflow trains, evaluates, saves, and predicts.</w:t>
-            </w:r>
-          </w:p>
-        </w:tc>
-      </w:tr>
-      <w:tr>
-        <w:tc>
-          <w:tcPr>
-            <w:tcW w:type="dxa" w:w="2088"/>
-            <w:tcMar>
-              <w:top w:w="60" w:type="dxa"/>
-              <w:start w:w="70" w:type="dxa"/>
-              <w:bottom w:w="60" w:type="dxa"/>
-              <w:end w:w="70" w:type="dxa"/>
-            </w:tcMar>
-            <w:tcBorders>
-              <w:top w:val="single" w:sz="4" w:color="D1D5DB"/>
-              <w:left w:val="single" w:sz="4" w:color="D1D5DB"/>
-              <w:bottom w:val="single" w:sz="4" w:color="D1D5DB"/>
-              <w:right w:val="single" w:sz="4" w:color="D1D5DB"/>
-            </w:tcBorders>
-            <w:vAlign w:val="top"/>
             <w:shd w:fill="F2F4F6"/>
           </w:tcPr>
           <w:p>
@@ -5769,7 +5524,7 @@
         <w:spacing w:after="20"/>
       </w:pPr>
       <w:r>
-        <w:t>Add analysis, cleaning, reports, ML, and settings endpoints.</w:t>
+        <w:t>Add analysis, cleaning, reports, and settings endpoints.</w:t>
       </w:r>
     </w:p>
     <w:p>
@@ -5796,7 +5551,7 @@
         <w:spacing w:after="20"/>
       </w:pPr>
       <w:r>
-        <w:t>Add ownership-aware API design to file, analysis, report, and ML endpoints.</w:t>
+        <w:t>Add ownership-aware API design to file, analysis, and report endpoints.</w:t>
       </w:r>
     </w:p>
     <w:p>
@@ -6043,7 +5798,7 @@
         <w:spacing w:after="20"/>
       </w:pPr>
       <w:r>
-        <w:t>Implement ownership-based authorization: user can access only their own files, analysis jobs, reports, and ML models.</w:t>
+        <w:t>Implement ownership-based authorization: user can access only their own files, analysis jobs, and reports.</w:t>
       </w:r>
     </w:p>
     <w:p>
@@ -6438,7 +6193,7 @@
         <w:spacing w:after="20"/>
       </w:pPr>
       <w:r>
-        <w:t>Build CSV Analyzer, Cleaning, Reports, and ML pages.</w:t>
+        <w:t>Build CSV Analyzer, Cleaning, and Reports pages.</w:t>
       </w:r>
     </w:p>
     <w:p>
@@ -7635,7 +7390,7 @@
                 <w:rFonts w:ascii="Aptos" w:hAnsi="Aptos"/>
                 <w:sz w:val="15"/>
               </w:rPr>
-              <w:t>A user cannot access another user's files, reports, analyses, or models.</w:t>
+              <w:t>A user cannot access another user's files, reports, or analyses.</w:t>
             </w:r>
           </w:p>
         </w:tc>
@@ -7887,7 +7642,7 @@
                 <w:rFonts w:ascii="Aptos" w:hAnsi="Aptos"/>
                 <w:sz w:val="15"/>
               </w:rPr>
-              <w:t>CSV analysis, cleaning, charts, reports, and ML demo work through React.</w:t>
+              <w:t>CSV analysis, cleaning, charts, and reports work through React.</w:t>
             </w:r>
           </w:p>
         </w:tc>
@@ -9295,70 +9050,6 @@
               <w:right w:val="single" w:sz="4" w:color="D1D5DB"/>
             </w:tcBorders>
             <w:vAlign w:val="top"/>
-            <w:shd w:fill="F2F4F6"/>
-          </w:tcPr>
-          <w:p>
-            <w:pPr>
-              <w:spacing w:after="0" w:line="240" w:lineRule="auto"/>
-            </w:pPr>
-            <w:r>
-              <w:rPr>
-                <w:rFonts w:ascii="Aptos" w:hAnsi="Aptos"/>
-                <w:sz w:val="16"/>
-              </w:rPr>
-              <w:t>After Day 12</w:t>
-            </w:r>
-          </w:p>
-        </w:tc>
-        <w:tc>
-          <w:tcPr>
-            <w:tcW w:type="dxa" w:w="7560"/>
-            <w:tcMar>
-              <w:top w:w="60" w:type="dxa"/>
-              <w:start w:w="70" w:type="dxa"/>
-              <w:bottom w:w="60" w:type="dxa"/>
-              <w:end w:w="70" w:type="dxa"/>
-            </w:tcMar>
-            <w:tcBorders>
-              <w:top w:val="single" w:sz="4" w:color="D1D5DB"/>
-              <w:left w:val="single" w:sz="4" w:color="D1D5DB"/>
-              <w:bottom w:val="single" w:sz="4" w:color="D1D5DB"/>
-              <w:right w:val="single" w:sz="4" w:color="D1D5DB"/>
-            </w:tcBorders>
-            <w:vAlign w:val="top"/>
-            <w:shd w:fill="F2F4F6"/>
-          </w:tcPr>
-          <w:p>
-            <w:pPr>
-              <w:spacing w:after="0" w:line="240" w:lineRule="auto"/>
-            </w:pPr>
-            <w:r>
-              <w:rPr>
-                <w:rFonts w:ascii="Aptos" w:hAnsi="Aptos"/>
-                <w:sz w:val="16"/>
-              </w:rPr>
-              <w:t>ML preprocessing, training, metrics, persistence, and prediction.</w:t>
-            </w:r>
-          </w:p>
-        </w:tc>
-      </w:tr>
-      <w:tr>
-        <w:tc>
-          <w:tcPr>
-            <w:tcW w:type="dxa" w:w="1944"/>
-            <w:tcMar>
-              <w:top w:w="60" w:type="dxa"/>
-              <w:start w:w="70" w:type="dxa"/>
-              <w:bottom w:w="60" w:type="dxa"/>
-              <w:end w:w="70" w:type="dxa"/>
-            </w:tcMar>
-            <w:tcBorders>
-              <w:top w:val="single" w:sz="4" w:color="D1D5DB"/>
-              <w:left w:val="single" w:sz="4" w:color="D1D5DB"/>
-              <w:bottom w:val="single" w:sz="4" w:color="D1D5DB"/>
-              <w:right w:val="single" w:sz="4" w:color="D1D5DB"/>
-            </w:tcBorders>
-            <w:vAlign w:val="top"/>
           </w:tcPr>
           <w:p>
             <w:pPr>
@@ -10458,98 +10149,6 @@
                 <w:sz w:val="15"/>
               </w:rPr>
               <w:t>Charts, reports, report history.</w:t>
-            </w:r>
-          </w:p>
-        </w:tc>
-      </w:tr>
-      <w:tr>
-        <w:tc>
-          <w:tcPr>
-            <w:tcW w:type="dxa" w:w="2232"/>
-            <w:tcMar>
-              <w:top w:w="60" w:type="dxa"/>
-              <w:start w:w="70" w:type="dxa"/>
-              <w:bottom w:w="60" w:type="dxa"/>
-              <w:end w:w="70" w:type="dxa"/>
-            </w:tcMar>
-            <w:tcBorders>
-              <w:top w:val="single" w:sz="4" w:color="D1D5DB"/>
-              <w:left w:val="single" w:sz="4" w:color="D1D5DB"/>
-              <w:bottom w:val="single" w:sz="4" w:color="D1D5DB"/>
-              <w:right w:val="single" w:sz="4" w:color="D1D5DB"/>
-            </w:tcBorders>
-            <w:vAlign w:val="top"/>
-          </w:tcPr>
-          <w:p>
-            <w:pPr>
-              <w:spacing w:after="0" w:line="240" w:lineRule="auto"/>
-            </w:pPr>
-            <w:r>
-              <w:rPr>
-                <w:rFonts w:ascii="Aptos" w:hAnsi="Aptos"/>
-                <w:sz w:val="15"/>
-              </w:rPr>
-              <w:t>ML</w:t>
-            </w:r>
-          </w:p>
-        </w:tc>
-        <w:tc>
-          <w:tcPr>
-            <w:tcW w:type="dxa" w:w="1440"/>
-            <w:tcMar>
-              <w:top w:w="60" w:type="dxa"/>
-              <w:start w:w="70" w:type="dxa"/>
-              <w:bottom w:w="60" w:type="dxa"/>
-              <w:end w:w="70" w:type="dxa"/>
-            </w:tcMar>
-            <w:tcBorders>
-              <w:top w:val="single" w:sz="4" w:color="D1D5DB"/>
-              <w:left w:val="single" w:sz="4" w:color="D1D5DB"/>
-              <w:bottom w:val="single" w:sz="4" w:color="D1D5DB"/>
-              <w:right w:val="single" w:sz="4" w:color="D1D5DB"/>
-            </w:tcBorders>
-            <w:vAlign w:val="top"/>
-          </w:tcPr>
-          <w:p>
-            <w:pPr>
-              <w:spacing w:after="0" w:line="240" w:lineRule="auto"/>
-            </w:pPr>
-            <w:r>
-              <w:rPr>
-                <w:rFonts w:ascii="Aptos" w:hAnsi="Aptos"/>
-                <w:sz w:val="15"/>
-              </w:rPr>
-              <w:t>D12</w:t>
-            </w:r>
-          </w:p>
-        </w:tc>
-        <w:tc>
-          <w:tcPr>
-            <w:tcW w:type="dxa" w:w="5832"/>
-            <w:tcMar>
-              <w:top w:w="60" w:type="dxa"/>
-              <w:start w:w="70" w:type="dxa"/>
-              <w:bottom w:w="60" w:type="dxa"/>
-              <w:end w:w="70" w:type="dxa"/>
-            </w:tcMar>
-            <w:tcBorders>
-              <w:top w:val="single" w:sz="4" w:color="D1D5DB"/>
-              <w:left w:val="single" w:sz="4" w:color="D1D5DB"/>
-              <w:bottom w:val="single" w:sz="4" w:color="D1D5DB"/>
-              <w:right w:val="single" w:sz="4" w:color="D1D5DB"/>
-            </w:tcBorders>
-            <w:vAlign w:val="top"/>
-          </w:tcPr>
-          <w:p>
-            <w:pPr>
-              <w:spacing w:after="0" w:line="240" w:lineRule="auto"/>
-            </w:pPr>
-            <w:r>
-              <w:rPr>
-                <w:rFonts w:ascii="Aptos" w:hAnsi="Aptos"/>
-                <w:sz w:val="15"/>
-              </w:rPr>
-              <w:t>One documented basic ML workflow.</w:t>
             </w:r>
           </w:p>
         </w:tc>
@@ -11331,7 +10930,7 @@
                 <w:rFonts w:ascii="Aptos" w:hAnsi="Aptos"/>
                 <w:sz w:val="15"/>
               </w:rPr>
-              <w:t>Multiple charts, Excel export, ML persistence, frontend auth polish, automatic deployment from main branch.</w:t>
+              <w:t>Multiple charts, Excel export, frontend auth polish, and automatic deployment from the main branch.</w:t>
             </w:r>
           </w:p>
         </w:tc>
@@ -11393,7 +10992,7 @@
                 <w:rFonts w:ascii="Aptos" w:hAnsi="Aptos"/>
                 <w:sz w:val="15"/>
               </w:rPr>
-              <w:t>PDF report, advanced cleaning UI, complex model selection, roles, password reset, background jobs, Blob Storage, Docker.</w:t>
+              <w:t>PDF report, advanced cleaning UI, roles, password reset, background jobs, Blob Storage, Docker.</w:t>
             </w:r>
           </w:p>
         </w:tc>
@@ -11457,7 +11056,7 @@
                 <w:rFonts w:ascii="Aptos" w:hAnsi="Aptos"/>
                 <w:sz w:val="15"/>
               </w:rPr>
-              <w:t>PDF, extra chart types, arbitrary-dataset ML, frontend animations, advanced settings, advanced CI/CD polish.</w:t>
+              <w:t>PDF, extra chart types, frontend animations, advanced settings, advanced CI/CD polish.</w:t>
             </w:r>
           </w:p>
         </w:tc>
@@ -11673,15 +11272,6 @@
       </w:pPr>
       <w:r>
         <w:t>Generate and download a report.</w:t>
-      </w:r>
-    </w:p>
-    <w:p>
-      <w:pPr>
-        <w:pStyle w:val="ListNumber"/>
-        <w:spacing w:after="20"/>
-      </w:pPr>
-      <w:r>
-        <w:t>Run the small ML demonstration and show metrics/prediction.</w:t>
       </w:r>
     </w:p>
     <w:p>
